--- a/Mapped Curriculum Lesson - Supplemental Material/Grade 8/Lesson 33 - Functions with Results/Functions with Results - Worksheet.docx
+++ b/Mapped Curriculum Lesson - Supplemental Material/Grade 8/Lesson 33 - Functions with Results/Functions with Results - Worksheet.docx
@@ -806,7 +806,52 @@
         <w:rPr>
           <w:color w:val="080808"/>
         </w:rPr>
-        <w:t>Use the same function with two different pairs of scores. Before each run, work out the total you expect, then compare it with the returned value.</w:t>
+        <w:t xml:space="preserve">Change the example so it calls </w:t>
+      </w:r>
+      <w:r>
+        <w:rPr>
+          <w:color w:val="1750EB"/>
+          <w:rFonts w:ascii="JetBrains Mono" w:hAnsi="JetBrains Mono"/>
+          <w:sz w:val="20"/>
+          <w:szCs w:val="20"/>
+        </w:rPr>
+        <w:t>add_score()</w:t>
+      </w:r>
+      <w:r>
+        <w:rPr>
+          <w:color w:val="080808"/>
+        </w:rPr>
+        <w:t xml:space="preserve"> twice: with 7 and 5, then with 10 and 8. Store the results and display them after </w:t>
+      </w:r>
+      <w:r>
+        <w:rPr>
+          <w:color w:val="067D17"/>
+          <w:rFonts w:ascii="JetBrains Mono" w:hAnsi="JetBrains Mono"/>
+          <w:sz w:val="20"/>
+          <w:szCs w:val="20"/>
+        </w:rPr>
+        <w:t>"First score:"</w:t>
+      </w:r>
+      <w:r>
+        <w:rPr>
+          <w:color w:val="080808"/>
+        </w:rPr>
+        <w:t xml:space="preserve"> and </w:t>
+      </w:r>
+      <w:r>
+        <w:rPr>
+          <w:color w:val="067D17"/>
+          <w:rFonts w:ascii="JetBrains Mono" w:hAnsi="JetBrains Mono"/>
+          <w:sz w:val="20"/>
+          <w:szCs w:val="20"/>
+        </w:rPr>
+        <w:t>"Second score:"</w:t>
+      </w:r>
+      <w:r>
+        <w:rPr>
+          <w:color w:val="080808"/>
+        </w:rPr>
+        <w:t>. Work out the totals before you run it.</w:t>
       </w:r>
     </w:p>
     <w:p w14:noSpellErr="1">
@@ -896,7 +941,82 @@
         <w:rPr>
           <w:color w:val="080808"/>
         </w:rPr>
-        <w:t>Capture the returned total in a variable named score and display a labelled result on the next line. The function itself should not print the answer.</w:t>
+        <w:t xml:space="preserve">Extend the example with a function called </w:t>
+      </w:r>
+      <w:r>
+        <w:rPr>
+          <w:color w:val="1750EB"/>
+          <w:rFonts w:ascii="JetBrains Mono" w:hAnsi="JetBrains Mono"/>
+          <w:sz w:val="20"/>
+          <w:szCs w:val="20"/>
+        </w:rPr>
+        <w:t>average_score</w:t>
+      </w:r>
+      <w:r>
+        <w:rPr>
+          <w:color w:val="080808"/>
+        </w:rPr>
+        <w:t xml:space="preserve">(first, second) that will </w:t>
+      </w:r>
+      <w:r>
+        <w:rPr>
+          <w:color w:val="1750EB"/>
+          <w:rFonts w:ascii="JetBrains Mono" w:hAnsi="JetBrains Mono"/>
+          <w:sz w:val="20"/>
+          <w:szCs w:val="20"/>
+        </w:rPr>
+        <w:t>return</w:t>
+      </w:r>
+      <w:r>
+        <w:rPr>
+          <w:color w:val="080808"/>
+        </w:rPr>
+        <w:t xml:space="preserve"> the two values added together and divided by 2. After the score, display </w:t>
+      </w:r>
+      <w:r>
+        <w:rPr>
+          <w:color w:val="067D17"/>
+          <w:rFonts w:ascii="JetBrains Mono" w:hAnsi="JetBrains Mono"/>
+          <w:sz w:val="20"/>
+          <w:szCs w:val="20"/>
+        </w:rPr>
+        <w:t>"Average:"</w:t>
+      </w:r>
+      <w:r>
+        <w:rPr>
+          <w:color w:val="080808"/>
+        </w:rPr>
+        <w:t xml:space="preserve"> followed by </w:t>
+      </w:r>
+      <w:r>
+        <w:rPr>
+          <w:color w:val="1750EB"/>
+          <w:rFonts w:ascii="JetBrains Mono" w:hAnsi="JetBrains Mono"/>
+          <w:sz w:val="20"/>
+          <w:szCs w:val="20"/>
+        </w:rPr>
+        <w:t>average_score</w:t>
+      </w:r>
+      <w:r>
+        <w:rPr>
+          <w:color w:val="080808"/>
+        </w:rPr>
+        <w:t xml:space="preserve">(7, 5). The output should end with </w:t>
+      </w:r>
+      <w:r>
+        <w:rPr>
+          <w:color w:val="067D17"/>
+          <w:rFonts w:ascii="JetBrains Mono" w:hAnsi="JetBrains Mono"/>
+          <w:sz w:val="20"/>
+          <w:szCs w:val="20"/>
+        </w:rPr>
+        <w:t>"Average: 6.0"</w:t>
+      </w:r>
+      <w:r>
+        <w:rPr>
+          <w:color w:val="080808"/>
+        </w:rPr>
+        <w:t>.</w:t>
       </w:r>
     </w:p>
     <w:p>
@@ -923,33 +1043,82 @@
         <w:rPr>
           <w:color w:val="080808"/>
         </w:rPr>
-        <w:t xml:space="preserve">A small shop needs a </w:t>
+        <w:t xml:space="preserve">Create a function called </w:t>
       </w:r>
       <w:r>
         <w:rPr>
           <w:color w:val="1750EB"/>
-          <w:rFonts w:ascii="Consolas" w:hAnsi="Consolas"/>
-        </w:rPr>
-        <w:t>total_cost</w:t>
-      </w:r>
-      <w:r>
-        <w:rPr>
-          <w:color w:val="080808"/>
-        </w:rPr>
-        <w:t xml:space="preserve">(price, delivery) function. Return the combined cost, store it, and display it with a clear label. For </w:t>
+          <w:rFonts w:ascii="JetBrains Mono" w:hAnsi="JetBrains Mono"/>
+          <w:sz w:val="20"/>
+          <w:szCs w:val="20"/>
+        </w:rPr>
+        <w:t>area</w:t>
+      </w:r>
+      <w:r>
+        <w:rPr>
+          <w:color w:val="080808"/>
+        </w:rPr>
+        <w:t xml:space="preserve">(length, width) that will </w:t>
       </w:r>
       <w:r>
         <w:rPr>
           <w:color w:val="1750EB"/>
-          <w:rFonts w:ascii="Consolas" w:hAnsi="Consolas"/>
-        </w:rPr>
-        <w:t>total_cost</w:t>
-      </w:r>
-      <w:r>
-        <w:rPr>
-          <w:color w:val="080808"/>
-        </w:rPr>
-        <w:t>(12, 3), the result should be 15.</w:t>
+          <w:rFonts w:ascii="JetBrains Mono" w:hAnsi="JetBrains Mono"/>
+          <w:sz w:val="20"/>
+          <w:szCs w:val="20"/>
+        </w:rPr>
+        <w:t>return</w:t>
+      </w:r>
+      <w:r>
+        <w:rPr>
+          <w:color w:val="080808"/>
+        </w:rPr>
+        <w:t xml:space="preserve"> length * width. Ask for the length and width of two rooms as whole numbers. Call </w:t>
+      </w:r>
+      <w:r>
+        <w:rPr>
+          <w:color w:val="1750EB"/>
+          <w:rFonts w:ascii="JetBrains Mono" w:hAnsi="JetBrains Mono"/>
+          <w:sz w:val="20"/>
+          <w:szCs w:val="20"/>
+        </w:rPr>
+        <w:t>area()</w:t>
+      </w:r>
+      <w:r>
+        <w:rPr>
+          <w:color w:val="080808"/>
+        </w:rPr>
+        <w:t xml:space="preserve"> once for each room and display </w:t>
+      </w:r>
+      <w:r>
+        <w:rPr>
+          <w:color w:val="067D17"/>
+          <w:rFonts w:ascii="JetBrains Mono" w:hAnsi="JetBrains Mono"/>
+          <w:sz w:val="20"/>
+          <w:szCs w:val="20"/>
+        </w:rPr>
+        <w:t>"Total area:"</w:t>
+      </w:r>
+      <w:r>
+        <w:rPr>
+          <w:color w:val="080808"/>
+        </w:rPr>
+        <w:t xml:space="preserve"> followed by the two results added together. For example, 4 by 3 and 5 by 2 display </w:t>
+      </w:r>
+      <w:r>
+        <w:rPr>
+          <w:color w:val="067D17"/>
+          <w:rFonts w:ascii="JetBrains Mono" w:hAnsi="JetBrains Mono"/>
+          <w:sz w:val="20"/>
+          <w:szCs w:val="20"/>
+        </w:rPr>
+        <w:t>"Total area: 22"</w:t>
+      </w:r>
+      <w:r>
+        <w:rPr>
+          <w:color w:val="080808"/>
+        </w:rPr>
+        <w:t>.</w:t>
       </w:r>
     </w:p>
     <w:p>

--- a/Mapped Curriculum Lesson - Supplemental Material/Grade 8/Lesson 33 - Functions with Results/Functions with Results - Worksheet.docx
+++ b/Mapped Curriculum Lesson - Supplemental Material/Grade 8/Lesson 33 - Functions with Results/Functions with Results - Worksheet.docx
@@ -960,18 +960,48 @@
       </w:r>
       <w:r>
         <w:rPr>
+          <w:color w:val="C45E00"/>
+          <w:rFonts w:ascii="JetBrains Mono" w:hAnsi="JetBrains Mono"/>
+          <w:sz w:val="20"/>
+          <w:szCs w:val="20"/>
+        </w:rPr>
+        <w:t>return</w:t>
+      </w:r>
+      <w:r>
+        <w:rPr>
+          <w:color w:val="080808"/>
+        </w:rPr>
+        <w:t xml:space="preserve"> the two values added together and divided by 2. After the score, display </w:t>
+      </w:r>
+      <w:r>
+        <w:rPr>
+          <w:color w:val="067D17"/>
+          <w:rFonts w:ascii="JetBrains Mono" w:hAnsi="JetBrains Mono"/>
+          <w:sz w:val="20"/>
+          <w:szCs w:val="20"/>
+        </w:rPr>
+        <w:t>"Average:"</w:t>
+      </w:r>
+      <w:r>
+        <w:rPr>
+          <w:color w:val="080808"/>
+        </w:rPr>
+        <w:t xml:space="preserve"> followed by </w:t>
+      </w:r>
+      <w:r>
+        <w:rPr>
           <w:color w:val="1750EB"/>
           <w:rFonts w:ascii="JetBrains Mono" w:hAnsi="JetBrains Mono"/>
           <w:sz w:val="20"/>
           <w:szCs w:val="20"/>
         </w:rPr>
-        <w:t>return</w:t>
-      </w:r>
-      <w:r>
-        <w:rPr>
-          <w:color w:val="080808"/>
-        </w:rPr>
-        <w:t xml:space="preserve"> the two values added together and divided by 2. After the score, display </w:t>
+        <w:t>average_score</w:t>
+      </w:r>
+      <w:r>
+        <w:rPr>
+          <w:color w:val="080808"/>
+        </w:rPr>
+        <w:t xml:space="preserve">(7, 5). The output should end with </w:t>
       </w:r>
       <w:r>
         <w:rPr>
@@ -980,13 +1010,40 @@
           <w:sz w:val="20"/>
           <w:szCs w:val="20"/>
         </w:rPr>
-        <w:t>"Average:"</w:t>
-      </w:r>
-      <w:r>
-        <w:rPr>
-          <w:color w:val="080808"/>
-        </w:rPr>
-        <w:t xml:space="preserve"> followed by </w:t>
+        <w:t>"Average: 6.0"</w:t>
+      </w:r>
+      <w:r>
+        <w:rPr>
+          <w:color w:val="080808"/>
+        </w:rPr>
+        <w:t>.</w:t>
+      </w:r>
+    </w:p>
+    <w:p>
+      <w:pPr>
+        <w:spacing w:before="0" w:after="0" w:line="120" w:lineRule="exact"/>
+      </w:pPr>
+    </w:p>
+    <w:p>
+      <w:pPr>
+        <w:pStyle w:val="Heading2"/>
+      </w:pPr>
+      <w:r>
+        <w:t>Challenge 3</w:t>
+      </w:r>
+    </w:p>
+    <w:p>
+      <w:pPr>
+        <w:spacing w:line="276" w:lineRule="auto" w:before="0" w:after="0"/>
+        <w:rPr>
+          <w:noProof/>
+        </w:rPr>
+      </w:pPr>
+      <w:r>
+        <w:rPr>
+          <w:color w:val="080808"/>
+        </w:rPr>
+        <w:t xml:space="preserve">Create a function called </w:t>
       </w:r>
       <w:r>
         <w:rPr>
@@ -995,63 +1052,6 @@
           <w:sz w:val="20"/>
           <w:szCs w:val="20"/>
         </w:rPr>
-        <w:t>average_score</w:t>
-      </w:r>
-      <w:r>
-        <w:rPr>
-          <w:color w:val="080808"/>
-        </w:rPr>
-        <w:t xml:space="preserve">(7, 5). The output should end with </w:t>
-      </w:r>
-      <w:r>
-        <w:rPr>
-          <w:color w:val="067D17"/>
-          <w:rFonts w:ascii="JetBrains Mono" w:hAnsi="JetBrains Mono"/>
-          <w:sz w:val="20"/>
-          <w:szCs w:val="20"/>
-        </w:rPr>
-        <w:t>"Average: 6.0"</w:t>
-      </w:r>
-      <w:r>
-        <w:rPr>
-          <w:color w:val="080808"/>
-        </w:rPr>
-        <w:t>.</w:t>
-      </w:r>
-    </w:p>
-    <w:p>
-      <w:pPr>
-        <w:spacing w:before="0" w:after="0" w:line="120" w:lineRule="exact"/>
-      </w:pPr>
-    </w:p>
-    <w:p>
-      <w:pPr>
-        <w:pStyle w:val="Heading2"/>
-      </w:pPr>
-      <w:r>
-        <w:t>Challenge 3</w:t>
-      </w:r>
-    </w:p>
-    <w:p>
-      <w:pPr>
-        <w:spacing w:line="276" w:lineRule="auto" w:before="0" w:after="0"/>
-        <w:rPr>
-          <w:noProof/>
-        </w:rPr>
-      </w:pPr>
-      <w:r>
-        <w:rPr>
-          <w:color w:val="080808"/>
-        </w:rPr>
-        <w:t xml:space="preserve">Create a function called </w:t>
-      </w:r>
-      <w:r>
-        <w:rPr>
-          <w:color w:val="1750EB"/>
-          <w:rFonts w:ascii="JetBrains Mono" w:hAnsi="JetBrains Mono"/>
-          <w:sz w:val="20"/>
-          <w:szCs w:val="20"/>
-        </w:rPr>
         <w:t>area</w:t>
       </w:r>
       <w:r>
@@ -1062,7 +1062,7 @@
       </w:r>
       <w:r>
         <w:rPr>
-          <w:color w:val="1750EB"/>
+          <w:color w:val="C45E00"/>
           <w:rFonts w:ascii="JetBrains Mono" w:hAnsi="JetBrains Mono"/>
           <w:sz w:val="20"/>
           <w:szCs w:val="20"/>

--- a/Mapped Curriculum Lesson - Supplemental Material/Grade 8/Lesson 33 - Functions with Results/Functions with Results - Worksheet.docx
+++ b/Mapped Curriculum Lesson - Supplemental Material/Grade 8/Lesson 33 - Functions with Results/Functions with Results - Worksheet.docx
@@ -36,7 +36,7 @@
           <w:rFonts w:ascii="JetBrains Mono" w:hAnsi="JetBrains Mono" w:cs="JetBrains Mono"/>
           <w:sz w:val="24"/>
           <w:szCs w:val="24"/>
-          <w:color w:val="1750EB"/>
+          <w:color w:val="C45E00"/>
         </w:rPr>
         <w:t>def</w:t>
       </w:r>
@@ -108,7 +108,7 @@
           <w:rFonts w:ascii="JetBrains Mono" w:hAnsi="JetBrains Mono" w:cs="JetBrains Mono"/>
           <w:sz w:val="24"/>
           <w:szCs w:val="24"/>
-          <w:color w:val="1750EB"/>
+          <w:color w:val="C45E00"/>
         </w:rPr>
         <w:t>return</w:t>
       </w:r>
@@ -586,7 +586,7 @@
           <w:rFonts w:ascii="JetBrains Mono" w:hAnsi="JetBrains Mono" w:cs="JetBrains Mono"/>
           <w:sz w:val="24"/>
           <w:szCs w:val="24"/>
-          <w:color w:val="1750EB"/>
+          <w:color w:val="C45E00"/>
         </w:rPr>
         <w:t>def</w:t>
       </w:r>
@@ -667,7 +667,7 @@
           <w:rFonts w:ascii="JetBrains Mono" w:hAnsi="JetBrains Mono" w:cs="JetBrains Mono"/>
           <w:sz w:val="24"/>
           <w:szCs w:val="24"/>
-          <w:color w:val="1750EB"/>
+          <w:color w:val="C45E00"/>
         </w:rPr>
         <w:t>return</w:t>
       </w:r>
@@ -1232,7 +1232,7 @@
           <w:kern w:val="0"/>
           <w:szCs w:val="24"/>
           <w14:ligatures w14:val="none"/>
-          <w:color w:val="1750EB"/>
+          <w:color w:val="C45E00"/>
         </w:rPr>
         <w:t>def</w:t>
       </w:r>
@@ -1312,7 +1312,7 @@
           <w:kern w:val="0"/>
           <w:szCs w:val="24"/>
           <w14:ligatures w14:val="none"/>
-          <w:color w:val="1750EB"/>
+          <w:color w:val="C45E00"/>
         </w:rPr>
         <w:t>return</w:t>
       </w:r>
